--- a/FJL-F03-TD-Diagnostico Conceptual.docx
+++ b/FJL-F03-TD-Diagnostico Conceptual.docx
@@ -374,7 +374,7 @@
         <w:spacing w:after="140"/>
       </w:pPr>
       <w:r>
-        <w:t xml:space="preserve">Las entidades se agrupan en tres bloques: (a) datos maestros del derechohabiente, (b) ciclo de vida de la solicitud de portabilidad, y (c) catálogos de apoyo.</w:t>
+        <w:t xml:space="preserve">El modelo corresponde al esquema real de base de datos (Informix, esquema "Usuario", base dsipe), confirmado contra el script de definición de datos (DDL) del proyecto. Las entidades se agrupan en tres bloques: (a) catálogos de apoyo, (b) núcleo de la solicitud (registro, firma y detalle de trámite), y (c) detalle por servicio consumido o expuesto, tanto del proceso saliente como del entrante.</w:t>
       </w:r>
     </w:p>
     <w:p>
@@ -385,7 +385,7 @@
       <w:r>
         <w:drawing>
           <wp:inline distT="0" distB="0" distL="0" distR="0">
-            <wp:extent cx="5905500" cy="3724275"/>
+            <wp:extent cx="6286500" cy="4000500"/>
             <wp:effectExtent t="0" r="0" b="0" l="0"/>
             <wp:docPr id="1" name="" descr="" title=""/>
             <wp:cNvGraphicFramePr>
@@ -410,7 +410,7 @@
                   <pic:spPr bwMode="auto">
                     <a:xfrm>
                       <a:off x="0" y="0"/>
-                      <a:ext cx="5905500" cy="3724275"/>
+                      <a:ext cx="6286500" cy="4000500"/>
                     </a:xfrm>
                     <a:prstGeom prst="rect">
                       <a:avLst/>
@@ -436,7 +436,7 @@
           <w:sz w:val="18"/>
           <w:szCs w:val="18"/>
         </w:rPr>
-        <w:t xml:space="preserve">Diagrama Entidad-Relación conceptual de las tablas identificadas</w:t>
+        <w:t xml:space="preserve">Diagrama Entidad-Relación del esquema real (script DDL)</w:t>
       </w:r>
     </w:p>
     <w:p>
@@ -528,111 +528,237 @@
                 <w:b w:val="false"/>
                 <w:bCs w:val="false"/>
               </w:rPr>
-              <w:t xml:space="preserve">DIRECTO</w:t>
-            </w:r>
-          </w:p>
-        </w:tc>
-        <w:tc>
-          <w:tcPr>
-            <w:tcW w:type="dxa" w:w="6760"/>
-            <w:tcMar>
-              <w:top w:type="dxa" w:w="80"/>
-              <w:left w:type="dxa" w:w="100"/>
-              <w:bottom w:type="dxa" w:w="80"/>
-              <w:right w:type="dxa" w:w="100"/>
-            </w:tcMar>
-          </w:tcPr>
-          <w:p>
-            <w:r>
-              <w:rPr>
-                <w:b w:val="false"/>
-                <w:bCs w:val="false"/>
-              </w:rPr>
-              <w:t xml:space="preserve">Registro maestro del derechohabiente (num_issste, curp, nombre, fecha de nacimiento, fecha de baja, estatus t_directo).</w:t>
-            </w:r>
-          </w:p>
-        </w:tc>
-      </w:tr>
-      <w:tr>
-        <w:tc>
-          <w:tcPr>
-            <w:tcW w:type="dxa" w:w="2600"/>
-            <w:tcMar>
-              <w:top w:type="dxa" w:w="80"/>
-              <w:left w:type="dxa" w:w="100"/>
-              <w:bottom w:type="dxa" w:w="80"/>
-              <w:right w:type="dxa" w:w="100"/>
-            </w:tcMar>
-          </w:tcPr>
-          <w:p>
-            <w:r>
-              <w:rPr>
-                <w:b w:val="false"/>
-                <w:bCs w:val="false"/>
-              </w:rPr>
-              <w:t xml:space="preserve">CAT_REGIMEN</w:t>
-            </w:r>
-          </w:p>
-        </w:tc>
-        <w:tc>
-          <w:tcPr>
-            <w:tcW w:type="dxa" w:w="6760"/>
-            <w:tcMar>
-              <w:top w:type="dxa" w:w="80"/>
-              <w:left w:type="dxa" w:w="100"/>
-              <w:bottom w:type="dxa" w:w="80"/>
-              <w:right w:type="dxa" w:w="100"/>
-            </w:tcMar>
-          </w:tcPr>
-          <w:p>
-            <w:r>
-              <w:rPr>
-                <w:b w:val="false"/>
-                <w:bCs w:val="false"/>
-              </w:rPr>
-              <w:t xml:space="preserve">Catálogo de regímenes de pensión (Ordinario, Décimo Transitorio, Inactivo).</w:t>
-            </w:r>
-          </w:p>
-        </w:tc>
-      </w:tr>
-      <w:tr>
-        <w:tc>
-          <w:tcPr>
-            <w:tcW w:type="dxa" w:w="2600"/>
-            <w:tcMar>
-              <w:top w:type="dxa" w:w="80"/>
-              <w:left w:type="dxa" w:w="100"/>
-              <w:bottom w:type="dxa" w:w="80"/>
-              <w:right w:type="dxa" w:w="100"/>
-            </w:tcMar>
-          </w:tcPr>
-          <w:p>
-            <w:r>
-              <w:rPr>
-                <w:b w:val="false"/>
-                <w:bCs w:val="false"/>
-              </w:rPr>
-              <w:t xml:space="preserve">ELECCION</w:t>
-            </w:r>
-          </w:p>
-        </w:tc>
-        <w:tc>
-          <w:tcPr>
-            <w:tcW w:type="dxa" w:w="6760"/>
-            <w:tcMar>
-              <w:top w:type="dxa" w:w="80"/>
-              <w:left w:type="dxa" w:w="100"/>
-              <w:bottom w:type="dxa" w:w="80"/>
-              <w:right w:type="dxa" w:w="100"/>
-            </w:tcMar>
-          </w:tcPr>
-          <w:p>
-            <w:r>
-              <w:rPr>
-                <w:b w:val="false"/>
-                <w:bCs w:val="false"/>
-              </w:rPr>
-              <w:t xml:space="preserve">Registro histórico de elección/asignación de régimen pensionario por derechohabiente.</w:t>
+              <w:t xml:space="preserve">CEI_CAT_TIPOSOLICITUD</w:t>
+            </w:r>
+          </w:p>
+        </w:tc>
+        <w:tc>
+          <w:tcPr>
+            <w:tcW w:type="dxa" w:w="6760"/>
+            <w:tcMar>
+              <w:top w:type="dxa" w:w="80"/>
+              <w:left w:type="dxa" w:w="100"/>
+              <w:bottom w:type="dxa" w:w="80"/>
+              <w:right w:type="dxa" w:w="100"/>
+            </w:tcMar>
+          </w:tcPr>
+          <w:p>
+            <w:r>
+              <w:rPr>
+                <w:b w:val="false"/>
+                <w:bCs w:val="false"/>
+              </w:rPr>
+              <w:t xml:space="preserve">Catálogo de tipos de solicitud (1 = proceso saliente, 2 = proceso entrante). PK: id_tiposolicitud.</w:t>
+            </w:r>
+          </w:p>
+        </w:tc>
+      </w:tr>
+      <w:tr>
+        <w:tc>
+          <w:tcPr>
+            <w:tcW w:type="dxa" w:w="2600"/>
+            <w:tcMar>
+              <w:top w:type="dxa" w:w="80"/>
+              <w:left w:type="dxa" w:w="100"/>
+              <w:bottom w:type="dxa" w:w="80"/>
+              <w:right w:type="dxa" w:w="100"/>
+            </w:tcMar>
+          </w:tcPr>
+          <w:p>
+            <w:r>
+              <w:rPr>
+                <w:b w:val="false"/>
+                <w:bCs w:val="false"/>
+              </w:rPr>
+              <w:t xml:space="preserve">CEI_CAT_APLICACION</w:t>
+            </w:r>
+          </w:p>
+        </w:tc>
+        <w:tc>
+          <w:tcPr>
+            <w:tcW w:type="dxa" w:w="6760"/>
+            <w:tcMar>
+              <w:top w:type="dxa" w:w="80"/>
+              <w:left w:type="dxa" w:w="100"/>
+              <w:bottom w:type="dxa" w:w="80"/>
+              <w:right w:type="dxa" w:w="100"/>
+            </w:tcMar>
+          </w:tcPr>
+          <w:p>
+            <w:r>
+              <w:rPr>
+                <w:b w:val="false"/>
+                <w:bCs w:val="false"/>
+              </w:rPr>
+              <w:t xml:space="preserve">Catálogo del canal de origen de la solicitud (p. ej. SINAVID-OV, SIPE-AV). PK: id_aplicacion.</w:t>
+            </w:r>
+          </w:p>
+        </w:tc>
+      </w:tr>
+      <w:tr>
+        <w:tc>
+          <w:tcPr>
+            <w:tcW w:type="dxa" w:w="2600"/>
+            <w:tcMar>
+              <w:top w:type="dxa" w:w="80"/>
+              <w:left w:type="dxa" w:w="100"/>
+              <w:bottom w:type="dxa" w:w="80"/>
+              <w:right w:type="dxa" w:w="100"/>
+            </w:tcMar>
+          </w:tcPr>
+          <w:p>
+            <w:r>
+              <w:rPr>
+                <w:b w:val="false"/>
+                <w:bCs w:val="false"/>
+              </w:rPr>
+              <w:t xml:space="preserve">CEI_CAT_ESTATUS</w:t>
+            </w:r>
+          </w:p>
+        </w:tc>
+        <w:tc>
+          <w:tcPr>
+            <w:tcW w:type="dxa" w:w="6760"/>
+            <w:tcMar>
+              <w:top w:type="dxa" w:w="80"/>
+              <w:left w:type="dxa" w:w="100"/>
+              <w:bottom w:type="dxa" w:w="80"/>
+              <w:right w:type="dxa" w:w="100"/>
+            </w:tcMar>
+          </w:tcPr>
+          <w:p>
+            <w:r>
+              <w:rPr>
+                <w:b w:val="false"/>
+                <w:bCs w:val="false"/>
+              </w:rPr>
+              <w:t xml:space="preserve">Catálogo de estatus de la solicitud, por tipo de solicitud. PK: id_estatus + id_tiposolicitud; FK a CEI_CAT_TIPOSOLICITUD.</w:t>
+            </w:r>
+          </w:p>
+        </w:tc>
+      </w:tr>
+      <w:tr>
+        <w:tc>
+          <w:tcPr>
+            <w:tcW w:type="dxa" w:w="2600"/>
+            <w:tcMar>
+              <w:top w:type="dxa" w:w="80"/>
+              <w:left w:type="dxa" w:w="100"/>
+              <w:bottom w:type="dxa" w:w="80"/>
+              <w:right w:type="dxa" w:w="100"/>
+            </w:tcMar>
+          </w:tcPr>
+          <w:p>
+            <w:r>
+              <w:rPr>
+                <w:b w:val="false"/>
+                <w:bCs w:val="false"/>
+              </w:rPr>
+              <w:t xml:space="preserve">CEI_CAT_MOTIVORECHAZO</w:t>
+            </w:r>
+          </w:p>
+        </w:tc>
+        <w:tc>
+          <w:tcPr>
+            <w:tcW w:type="dxa" w:w="6760"/>
+            <w:tcMar>
+              <w:top w:type="dxa" w:w="80"/>
+              <w:left w:type="dxa" w:w="100"/>
+              <w:bottom w:type="dxa" w:w="80"/>
+              <w:right w:type="dxa" w:w="100"/>
+            </w:tcMar>
+          </w:tcPr>
+          <w:p>
+            <w:r>
+              <w:rPr>
+                <w:b w:val="false"/>
+                <w:bCs w:val="false"/>
+              </w:rPr>
+              <w:t xml:space="preserve">Catálogo oficial de motivos de rechazo/observación, por tipo de solicitud (correspondiente a las claves 101-134 y 201-225). PK: id_motivorechazo + id_tiposolicitud; FK a CEI_CAT_TIPOSOLICITUD.</w:t>
+            </w:r>
+          </w:p>
+        </w:tc>
+      </w:tr>
+      <w:tr>
+        <w:tc>
+          <w:tcPr>
+            <w:tcW w:type="dxa" w:w="2600"/>
+            <w:tcMar>
+              <w:top w:type="dxa" w:w="80"/>
+              <w:left w:type="dxa" w:w="100"/>
+              <w:bottom w:type="dxa" w:w="80"/>
+              <w:right w:type="dxa" w:w="100"/>
+            </w:tcMar>
+          </w:tcPr>
+          <w:p>
+            <w:r>
+              <w:rPr>
+                <w:b w:val="false"/>
+                <w:bCs w:val="false"/>
+              </w:rPr>
+              <w:t xml:space="preserve">CEI_CAT_PROCESAR</w:t>
+            </w:r>
+          </w:p>
+        </w:tc>
+        <w:tc>
+          <w:tcPr>
+            <w:tcW w:type="dxa" w:w="6760"/>
+            <w:tcMar>
+              <w:top w:type="dxa" w:w="80"/>
+              <w:left w:type="dxa" w:w="100"/>
+              <w:bottom w:type="dxa" w:w="80"/>
+              <w:right w:type="dxa" w:w="100"/>
+            </w:tcMar>
+          </w:tcPr>
+          <w:p>
+            <w:r>
+              <w:rPr>
+                <w:b w:val="false"/>
+                <w:bCs w:val="false"/>
+              </w:rPr>
+              <w:t xml:space="preserve">Catálogo de dictaminación/diagnóstico devuelto por ProceSAR.</w:t>
+            </w:r>
+          </w:p>
+        </w:tc>
+      </w:tr>
+      <w:tr>
+        <w:tc>
+          <w:tcPr>
+            <w:tcW w:type="dxa" w:w="2600"/>
+            <w:tcMar>
+              <w:top w:type="dxa" w:w="80"/>
+              <w:left w:type="dxa" w:w="100"/>
+              <w:bottom w:type="dxa" w:w="80"/>
+              <w:right w:type="dxa" w:w="100"/>
+            </w:tcMar>
+          </w:tcPr>
+          <w:p>
+            <w:r>
+              <w:rPr>
+                <w:b w:val="false"/>
+                <w:bCs w:val="false"/>
+              </w:rPr>
+              <w:t xml:space="preserve">CEI_CAT_CNSF_PROSPECTOS</w:t>
+            </w:r>
+          </w:p>
+        </w:tc>
+        <w:tc>
+          <w:tcPr>
+            <w:tcW w:type="dxa" w:w="6760"/>
+            <w:tcMar>
+              <w:top w:type="dxa" w:w="80"/>
+              <w:left w:type="dxa" w:w="100"/>
+              <w:bottom w:type="dxa" w:w="80"/>
+              <w:right w:type="dxa" w:w="100"/>
+            </w:tcMar>
+          </w:tcPr>
+          <w:p>
+            <w:r>
+              <w:rPr>
+                <w:b w:val="false"/>
+                <w:bCs w:val="false"/>
+              </w:rPr>
+              <w:t xml:space="preserve">Catálogo de diagnóstico, concepto y resultado asociado al consumo del servicio de la CNSF.</w:t>
             </w:r>
           </w:p>
         </w:tc>
@@ -674,7 +800,91 @@
                 <w:b w:val="false"/>
                 <w:bCs w:val="false"/>
               </w:rPr>
-              <w:t xml:space="preserve">Registro principal de cada solicitud de portabilidad (folio, CURP, NSS, correo, teléfono, tipo de solicitud, canal, régimen, estatus).</w:t>
+              <w:t xml:space="preserve">Registro principal de cada solicitud de portabilidad: folio, tipo de solicitud, aplicación de origen, Número ISSSTE, NSS IMSS, CURP, datos de contacto, motivo de rechazo y estatus. PK: folio_solicitud; FK a CEI_CAT_APLICACION y CEI_CAT_MOTIVORECHAZO.</w:t>
+            </w:r>
+          </w:p>
+        </w:tc>
+      </w:tr>
+      <w:tr>
+        <w:tc>
+          <w:tcPr>
+            <w:tcW w:type="dxa" w:w="2600"/>
+            <w:tcMar>
+              <w:top w:type="dxa" w:w="80"/>
+              <w:left w:type="dxa" w:w="100"/>
+              <w:bottom w:type="dxa" w:w="80"/>
+              <w:right w:type="dxa" w:w="100"/>
+            </w:tcMar>
+          </w:tcPr>
+          <w:p>
+            <w:r>
+              <w:rPr>
+                <w:b w:val="false"/>
+                <w:bCs w:val="false"/>
+              </w:rPr>
+              <w:t xml:space="preserve">CEI_SOLICITUD_FIRMA</w:t>
+            </w:r>
+          </w:p>
+        </w:tc>
+        <w:tc>
+          <w:tcPr>
+            <w:tcW w:type="dxa" w:w="6760"/>
+            <w:tcMar>
+              <w:top w:type="dxa" w:w="80"/>
+              <w:left w:type="dxa" w:w="100"/>
+              <w:bottom w:type="dxa" w:w="80"/>
+              <w:right w:type="dxa" w:w="100"/>
+            </w:tcMar>
+          </w:tcPr>
+          <w:p>
+            <w:r>
+              <w:rPr>
+                <w:b w:val="false"/>
+                <w:bCs w:val="false"/>
+              </w:rPr>
+              <w:t xml:space="preserve">Datos de la firma electrónica aplicada a la solicitud (RFC, CURP, sello digital, serie del certificado). PK/FK: folio_solicitud → CEI_SOLICITUD.</w:t>
+            </w:r>
+          </w:p>
+        </w:tc>
+      </w:tr>
+      <w:tr>
+        <w:tc>
+          <w:tcPr>
+            <w:tcW w:type="dxa" w:w="2600"/>
+            <w:tcMar>
+              <w:top w:type="dxa" w:w="80"/>
+              <w:left w:type="dxa" w:w="100"/>
+              <w:bottom w:type="dxa" w:w="80"/>
+              <w:right w:type="dxa" w:w="100"/>
+            </w:tcMar>
+          </w:tcPr>
+          <w:p>
+            <w:r>
+              <w:rPr>
+                <w:b w:val="false"/>
+                <w:bCs w:val="false"/>
+              </w:rPr>
+              <w:t xml:space="preserve">CEI_REPDINPORT</w:t>
+            </w:r>
+          </w:p>
+        </w:tc>
+        <w:tc>
+          <w:tcPr>
+            <w:tcW w:type="dxa" w:w="6760"/>
+            <w:tcMar>
+              <w:top w:type="dxa" w:w="80"/>
+              <w:left w:type="dxa" w:w="100"/>
+              <w:bottom w:type="dxa" w:w="80"/>
+              <w:right w:type="dxa" w:w="100"/>
+            </w:tcMar>
+          </w:tcPr>
+          <w:p>
+            <w:r>
+              <w:rPr>
+                <w:b w:val="false"/>
+                <w:bCs w:val="false"/>
+              </w:rPr>
+              <w:t xml:space="preserve">Almacenamiento temporal y encriptado del certificado, llave y contraseña usados para firmar una solicitud. PK: folio_solicitud.</w:t>
             </w:r>
           </w:p>
         </w:tc>
@@ -716,133 +926,217 @@
                 <w:b w:val="false"/>
                 <w:bCs w:val="false"/>
               </w:rPr>
-              <w:t xml:space="preserve">Historial de cambios de estatus de una solicitud a lo largo del trámite.</w:t>
-            </w:r>
-          </w:p>
-        </w:tc>
-      </w:tr>
-      <w:tr>
-        <w:tc>
-          <w:tcPr>
-            <w:tcW w:type="dxa" w:w="2600"/>
-            <w:tcMar>
-              <w:top w:type="dxa" w:w="80"/>
-              <w:left w:type="dxa" w:w="100"/>
-              <w:bottom w:type="dxa" w:w="80"/>
-              <w:right w:type="dxa" w:w="100"/>
-            </w:tcMar>
-          </w:tcPr>
-          <w:p>
-            <w:r>
-              <w:rPr>
-                <w:b w:val="false"/>
-                <w:bCs w:val="false"/>
-              </w:rPr>
-              <w:t xml:space="preserve">CEI_CAT_MOTIVORECHAZO</w:t>
-            </w:r>
-          </w:p>
-        </w:tc>
-        <w:tc>
-          <w:tcPr>
-            <w:tcW w:type="dxa" w:w="6760"/>
-            <w:tcMar>
-              <w:top w:type="dxa" w:w="80"/>
-              <w:left w:type="dxa" w:w="100"/>
-              <w:bottom w:type="dxa" w:w="80"/>
-              <w:right w:type="dxa" w:w="100"/>
-            </w:tcMar>
-          </w:tcPr>
-          <w:p>
-            <w:r>
-              <w:rPr>
-                <w:b w:val="false"/>
-                <w:bCs w:val="false"/>
-              </w:rPr>
-              <w:t xml:space="preserve">Catálogo oficial de motivos de rechazo/observación (claves 101-134 y 201-225), con descripción y observación al derechohabiente.</w:t>
-            </w:r>
-          </w:p>
-        </w:tc>
-      </w:tr>
-      <w:tr>
-        <w:tc>
-          <w:tcPr>
-            <w:tcW w:type="dxa" w:w="2600"/>
-            <w:tcMar>
-              <w:top w:type="dxa" w:w="80"/>
-              <w:left w:type="dxa" w:w="100"/>
-              <w:bottom w:type="dxa" w:w="80"/>
-              <w:right w:type="dxa" w:w="100"/>
-            </w:tcMar>
-          </w:tcPr>
-          <w:p>
-            <w:r>
-              <w:rPr>
-                <w:b w:val="false"/>
-                <w:bCs w:val="false"/>
-              </w:rPr>
-              <w:t xml:space="preserve">CEI_TD_WS1_BASICA (y _OTRA)</w:t>
-            </w:r>
-          </w:p>
-        </w:tc>
-        <w:tc>
-          <w:tcPr>
-            <w:tcW w:type="dxa" w:w="6760"/>
-            <w:tcMar>
-              <w:top w:type="dxa" w:w="80"/>
-              <w:left w:type="dxa" w:w="100"/>
-              <w:bottom w:type="dxa" w:w="80"/>
-              <w:right w:type="dxa" w:w="100"/>
-            </w:tcMar>
-          </w:tcPr>
-          <w:p>
-            <w:r>
-              <w:rPr>
-                <w:b w:val="false"/>
-                <w:bCs w:val="false"/>
-              </w:rPr>
-              <w:t xml:space="preserve">Detalle de la petición/respuesta del servicio de Consulta Básica (WS1) por folio.</w:t>
-            </w:r>
-          </w:p>
-        </w:tc>
-      </w:tr>
-      <w:tr>
-        <w:tc>
-          <w:tcPr>
-            <w:tcW w:type="dxa" w:w="2600"/>
-            <w:tcMar>
-              <w:top w:type="dxa" w:w="80"/>
-              <w:left w:type="dxa" w:w="100"/>
-              <w:bottom w:type="dxa" w:w="80"/>
-              <w:right w:type="dxa" w:w="100"/>
-            </w:tcMar>
-          </w:tcPr>
-          <w:p>
-            <w:r>
-              <w:rPr>
-                <w:b w:val="false"/>
-                <w:bCs w:val="false"/>
-              </w:rPr>
-              <w:t xml:space="preserve">CEI_TD_WS3_ROBUSTA (y _OTRA)</w:t>
-            </w:r>
-          </w:p>
-        </w:tc>
-        <w:tc>
-          <w:tcPr>
-            <w:tcW w:type="dxa" w:w="6760"/>
-            <w:tcMar>
-              <w:top w:type="dxa" w:w="80"/>
-              <w:left w:type="dxa" w:w="100"/>
-              <w:bottom w:type="dxa" w:w="80"/>
-              <w:right w:type="dxa" w:w="100"/>
-            </w:tcMar>
-          </w:tcPr>
-          <w:p>
-            <w:r>
-              <w:rPr>
-                <w:b w:val="false"/>
-                <w:bCs w:val="false"/>
-              </w:rPr>
-              <w:t xml:space="preserve">Detalle de la petición/respuesta del servicio de Consulta Robusta (WS3) por folio.</w:t>
+              <w:t xml:space="preserve">Detalle del trámite entre institutos: institución receptora, folio externo, NSS IMSS/ISSSTE, fecha de respuesta. PK/FK: folio_solicitud → CEI_SOLICITUD.</w:t>
+            </w:r>
+          </w:p>
+        </w:tc>
+      </w:tr>
+      <w:tr>
+        <w:tc>
+          <w:tcPr>
+            <w:tcW w:type="dxa" w:w="2600"/>
+            <w:tcMar>
+              <w:top w:type="dxa" w:w="80"/>
+              <w:left w:type="dxa" w:w="100"/>
+              <w:bottom w:type="dxa" w:w="80"/>
+              <w:right w:type="dxa" w:w="100"/>
+            </w:tcMar>
+          </w:tcPr>
+          <w:p>
+            <w:r>
+              <w:rPr>
+                <w:b w:val="false"/>
+                <w:bCs w:val="false"/>
+              </w:rPr>
+              <w:t xml:space="preserve">CEI_TD_WS1_BASICA</w:t>
+            </w:r>
+          </w:p>
+        </w:tc>
+        <w:tc>
+          <w:tcPr>
+            <w:tcW w:type="dxa" w:w="6760"/>
+            <w:tcMar>
+              <w:top w:type="dxa" w:w="80"/>
+              <w:left w:type="dxa" w:w="100"/>
+              <w:bottom w:type="dxa" w:w="80"/>
+              <w:right w:type="dxa" w:w="100"/>
+            </w:tcMar>
+          </w:tcPr>
+          <w:p>
+            <w:r>
+              <w:rPr>
+                <w:b w:val="false"/>
+                <w:bCs w:val="false"/>
+              </w:rPr>
+              <w:t xml:space="preserve">Respuesta de la Consulta Básica en el proceso saliente. PK/FK: folio_solicitud → CEI_TD_SOLICITUD.</w:t>
+            </w:r>
+          </w:p>
+        </w:tc>
+      </w:tr>
+      <w:tr>
+        <w:tc>
+          <w:tcPr>
+            <w:tcW w:type="dxa" w:w="2600"/>
+            <w:tcMar>
+              <w:top w:type="dxa" w:w="80"/>
+              <w:left w:type="dxa" w:w="100"/>
+              <w:bottom w:type="dxa" w:w="80"/>
+              <w:right w:type="dxa" w:w="100"/>
+            </w:tcMar>
+          </w:tcPr>
+          <w:p>
+            <w:r>
+              <w:rPr>
+                <w:b w:val="false"/>
+                <w:bCs w:val="false"/>
+              </w:rPr>
+              <w:t xml:space="preserve">CEI_TD_WS1_BASICA_OTRA</w:t>
+            </w:r>
+          </w:p>
+        </w:tc>
+        <w:tc>
+          <w:tcPr>
+            <w:tcW w:type="dxa" w:w="6760"/>
+            <w:tcMar>
+              <w:top w:type="dxa" w:w="80"/>
+              <w:left w:type="dxa" w:w="100"/>
+              <w:bottom w:type="dxa" w:w="80"/>
+              <w:right w:type="dxa" w:w="100"/>
+            </w:tcMar>
+          </w:tcPr>
+          <w:p>
+            <w:r>
+              <w:rPr>
+                <w:b w:val="false"/>
+                <w:bCs w:val="false"/>
+              </w:rPr>
+              <w:t xml:space="preserve">Bitácora de la Consulta Básica recibida en el proceso entrante (petición de IMSS). PK: folio_consulta (sin llave foránea declarada hacia CEI_TD_SOLICITUD).</w:t>
+            </w:r>
+          </w:p>
+        </w:tc>
+      </w:tr>
+      <w:tr>
+        <w:tc>
+          <w:tcPr>
+            <w:tcW w:type="dxa" w:w="2600"/>
+            <w:tcMar>
+              <w:top w:type="dxa" w:w="80"/>
+              <w:left w:type="dxa" w:w="100"/>
+              <w:bottom w:type="dxa" w:w="80"/>
+              <w:right w:type="dxa" w:w="100"/>
+            </w:tcMar>
+          </w:tcPr>
+          <w:p>
+            <w:r>
+              <w:rPr>
+                <w:b w:val="false"/>
+                <w:bCs w:val="false"/>
+              </w:rPr>
+              <w:t xml:space="preserve">CEI_TD_WS2_PROCESARALTA</w:t>
+            </w:r>
+          </w:p>
+        </w:tc>
+        <w:tc>
+          <w:tcPr>
+            <w:tcW w:type="dxa" w:w="6760"/>
+            <w:tcMar>
+              <w:top w:type="dxa" w:w="80"/>
+              <w:left w:type="dxa" w:w="100"/>
+              <w:bottom w:type="dxa" w:w="80"/>
+              <w:right w:type="dxa" w:w="100"/>
+            </w:tcMar>
+          </w:tcPr>
+          <w:p>
+            <w:r>
+              <w:rPr>
+                <w:b w:val="false"/>
+                <w:bCs w:val="false"/>
+              </w:rPr>
+              <w:t xml:space="preserve">Respuesta de la determinación/alta del trámite ante ProceSAR. PK/FK: folio_solicitud → CEI_TD_SOLICITUD.</w:t>
+            </w:r>
+          </w:p>
+        </w:tc>
+      </w:tr>
+      <w:tr>
+        <w:tc>
+          <w:tcPr>
+            <w:tcW w:type="dxa" w:w="2600"/>
+            <w:tcMar>
+              <w:top w:type="dxa" w:w="80"/>
+              <w:left w:type="dxa" w:w="100"/>
+              <w:bottom w:type="dxa" w:w="80"/>
+              <w:right w:type="dxa" w:w="100"/>
+            </w:tcMar>
+          </w:tcPr>
+          <w:p>
+            <w:r>
+              <w:rPr>
+                <w:b w:val="false"/>
+                <w:bCs w:val="false"/>
+              </w:rPr>
+              <w:t xml:space="preserve">CEI_TD_WS3_ROBUSTA</w:t>
+            </w:r>
+          </w:p>
+        </w:tc>
+        <w:tc>
+          <w:tcPr>
+            <w:tcW w:type="dxa" w:w="6760"/>
+            <w:tcMar>
+              <w:top w:type="dxa" w:w="80"/>
+              <w:left w:type="dxa" w:w="100"/>
+              <w:bottom w:type="dxa" w:w="80"/>
+              <w:right w:type="dxa" w:w="100"/>
+            </w:tcMar>
+          </w:tcPr>
+          <w:p>
+            <w:r>
+              <w:rPr>
+                <w:b w:val="false"/>
+                <w:bCs w:val="false"/>
+              </w:rPr>
+              <w:t xml:space="preserve">Respuesta de la Consulta Robusta en el proceso saliente (totales de días cotizados/descontados/reintegrados). Columna folio_solicitud presente, pero esta tabla no tiene una llave primaria declarada en el script revisado.</w:t>
+            </w:r>
+          </w:p>
+        </w:tc>
+      </w:tr>
+      <w:tr>
+        <w:tc>
+          <w:tcPr>
+            <w:tcW w:type="dxa" w:w="2600"/>
+            <w:tcMar>
+              <w:top w:type="dxa" w:w="80"/>
+              <w:left w:type="dxa" w:w="100"/>
+              <w:bottom w:type="dxa" w:w="80"/>
+              <w:right w:type="dxa" w:w="100"/>
+            </w:tcMar>
+          </w:tcPr>
+          <w:p>
+            <w:r>
+              <w:rPr>
+                <w:b w:val="false"/>
+                <w:bCs w:val="false"/>
+              </w:rPr>
+              <w:t xml:space="preserve">CEI_TD_WS3_ROBUSTA_OTRA</w:t>
+            </w:r>
+          </w:p>
+        </w:tc>
+        <w:tc>
+          <w:tcPr>
+            <w:tcW w:type="dxa" w:w="6760"/>
+            <w:tcMar>
+              <w:top w:type="dxa" w:w="80"/>
+              <w:left w:type="dxa" w:w="100"/>
+              <w:bottom w:type="dxa" w:w="80"/>
+              <w:right w:type="dxa" w:w="100"/>
+            </w:tcMar>
+          </w:tcPr>
+          <w:p>
+            <w:r>
+              <w:rPr>
+                <w:b w:val="false"/>
+                <w:bCs w:val="false"/>
+              </w:rPr>
+              <w:t xml:space="preserve">Bitácora de la Consulta Robusta recibida en el proceso entrante. PK: folio_consulta.</w:t>
             </w:r>
           </w:p>
         </w:tc>
@@ -884,7 +1178,133 @@
                 <w:b w:val="false"/>
                 <w:bCs w:val="false"/>
               </w:rPr>
-              <w:t xml:space="preserve">Detalle de cada periodo cotizado recibido en la Consulta Robusta (uno o varios registros por folio).</w:t>
+              <w:t xml:space="preserve">Detalle de cada periodo cotizado IMSS recibido en la Consulta Robusta (fechas, patrón, pagaduría, sueldo, tipo de movimiento). PK: id_periodo_ws.</w:t>
+            </w:r>
+          </w:p>
+        </w:tc>
+      </w:tr>
+      <w:tr>
+        <w:tc>
+          <w:tcPr>
+            <w:tcW w:type="dxa" w:w="2600"/>
+            <w:tcMar>
+              <w:top w:type="dxa" w:w="80"/>
+              <w:left w:type="dxa" w:w="100"/>
+              <w:bottom w:type="dxa" w:w="80"/>
+              <w:right w:type="dxa" w:w="100"/>
+            </w:tcMar>
+          </w:tcPr>
+          <w:p>
+            <w:r>
+              <w:rPr>
+                <w:b w:val="false"/>
+                <w:bCs w:val="false"/>
+              </w:rPr>
+              <w:t xml:space="preserve">CEI_TD_WS3_ROBUSTA_PERIODOS_ISSSTE</w:t>
+            </w:r>
+          </w:p>
+        </w:tc>
+        <w:tc>
+          <w:tcPr>
+            <w:tcW w:type="dxa" w:w="6760"/>
+            <w:tcMar>
+              <w:top w:type="dxa" w:w="80"/>
+              <w:left w:type="dxa" w:w="100"/>
+              <w:bottom w:type="dxa" w:w="80"/>
+              <w:right w:type="dxa" w:w="100"/>
+            </w:tcMar>
+          </w:tcPr>
+          <w:p>
+            <w:r>
+              <w:rPr>
+                <w:b w:val="false"/>
+                <w:bCs w:val="false"/>
+              </w:rPr>
+              <w:t xml:space="preserve">Detalle de periodos cotizados equivalente, del lado ISSSTE (ramo, pagaduría, marca). Sin llave primaria declarada en el script revisado.</w:t>
+            </w:r>
+          </w:p>
+        </w:tc>
+      </w:tr>
+      <w:tr>
+        <w:tc>
+          <w:tcPr>
+            <w:tcW w:type="dxa" w:w="2600"/>
+            <w:tcMar>
+              <w:top w:type="dxa" w:w="80"/>
+              <w:left w:type="dxa" w:w="100"/>
+              <w:bottom w:type="dxa" w:w="80"/>
+              <w:right w:type="dxa" w:w="100"/>
+            </w:tcMar>
+          </w:tcPr>
+          <w:p>
+            <w:r>
+              <w:rPr>
+                <w:b w:val="false"/>
+                <w:bCs w:val="false"/>
+              </w:rPr>
+              <w:t xml:space="preserve">CEI_TD_WS3_ROBUSTA_PERIODOS_MM</w:t>
+            </w:r>
+          </w:p>
+        </w:tc>
+        <w:tc>
+          <w:tcPr>
+            <w:tcW w:type="dxa" w:w="6760"/>
+            <w:tcMar>
+              <w:top w:type="dxa" w:w="80"/>
+              <w:left w:type="dxa" w:w="100"/>
+              <w:bottom w:type="dxa" w:w="80"/>
+              <w:right w:type="dxa" w:w="100"/>
+            </w:tcMar>
+          </w:tcPr>
+          <w:p>
+            <w:r>
+              <w:rPr>
+                <w:b w:val="false"/>
+                <w:bCs w:val="false"/>
+              </w:rPr>
+              <w:t xml:space="preserve">Tabla de apoyo con periodos (fecha inicio/término, sueldo), sin llave primaria ni foránea declarada; parece de uso auxiliar/temporal.</w:t>
+            </w:r>
+          </w:p>
+        </w:tc>
+      </w:tr>
+      <w:tr>
+        <w:tc>
+          <w:tcPr>
+            <w:tcW w:type="dxa" w:w="2600"/>
+            <w:tcMar>
+              <w:top w:type="dxa" w:w="80"/>
+              <w:left w:type="dxa" w:w="100"/>
+              <w:bottom w:type="dxa" w:w="80"/>
+              <w:right w:type="dxa" w:w="100"/>
+            </w:tcMar>
+          </w:tcPr>
+          <w:p>
+            <w:r>
+              <w:rPr>
+                <w:b w:val="false"/>
+                <w:bCs w:val="false"/>
+              </w:rPr>
+              <w:t xml:space="preserve">CEI_TD_WS4_PROCESAREXITO</w:t>
+            </w:r>
+          </w:p>
+        </w:tc>
+        <w:tc>
+          <w:tcPr>
+            <w:tcW w:type="dxa" w:w="6760"/>
+            <w:tcMar>
+              <w:top w:type="dxa" w:w="80"/>
+              <w:left w:type="dxa" w:w="100"/>
+              <w:bottom w:type="dxa" w:w="80"/>
+              <w:right w:type="dxa" w:w="100"/>
+            </w:tcMar>
+          </w:tcPr>
+          <w:p>
+            <w:r>
+              <w:rPr>
+                <w:b w:val="false"/>
+                <w:bCs w:val="false"/>
+              </w:rPr>
+              <w:t xml:space="preserve">Resultado exitoso de inserción ante ProceSAR, con el resumen de días y años reconocidos por instituto. PK/FK: folio_solicitud → CEI_TD_SOLICITUD.</w:t>
             </w:r>
           </w:p>
         </w:tc>
@@ -926,7 +1346,49 @@
                 <w:b w:val="false"/>
                 <w:bCs w:val="false"/>
               </w:rPr>
-              <w:t xml:space="preserve">Registro de rechazos reportados por ProceSAR para un folio.</w:t>
+              <w:t xml:space="preserve">Resultado de rechazo/cancelación del trámite reportado a o por ProceSAR. PK/FK: folio_solicitud → CEI_TD_SOLICITUD.</w:t>
+            </w:r>
+          </w:p>
+        </w:tc>
+      </w:tr>
+      <w:tr>
+        <w:tc>
+          <w:tcPr>
+            <w:tcW w:type="dxa" w:w="2600"/>
+            <w:tcMar>
+              <w:top w:type="dxa" w:w="80"/>
+              <w:left w:type="dxa" w:w="100"/>
+              <w:bottom w:type="dxa" w:w="80"/>
+              <w:right w:type="dxa" w:w="100"/>
+            </w:tcMar>
+          </w:tcPr>
+          <w:p>
+            <w:r>
+              <w:rPr>
+                <w:b w:val="false"/>
+                <w:bCs w:val="false"/>
+              </w:rPr>
+              <w:t xml:space="preserve">CEI_TD_WS6_PROCEDENCIA</w:t>
+            </w:r>
+          </w:p>
+        </w:tc>
+        <w:tc>
+          <w:tcPr>
+            <w:tcW w:type="dxa" w:w="6760"/>
+            <w:tcMar>
+              <w:top w:type="dxa" w:w="80"/>
+              <w:left w:type="dxa" w:w="100"/>
+              <w:bottom w:type="dxa" w:w="80"/>
+              <w:right w:type="dxa" w:w="100"/>
+            </w:tcMar>
+          </w:tcPr>
+          <w:p>
+            <w:r>
+              <w:rPr>
+                <w:b w:val="false"/>
+                <w:bCs w:val="false"/>
+              </w:rPr>
+              <w:t xml:space="preserve">Registro de la conclusión/procedencia del trámite en el proceso saliente. PK/FK: folio_solicitud → CEI_TD_SOLICITUD.</w:t>
             </w:r>
           </w:p>
         </w:tc>
@@ -968,91 +1430,133 @@
                 <w:b w:val="false"/>
                 <w:bCs w:val="false"/>
               </w:rPr>
-              <w:t xml:space="preserve">Registro del resultado final (procedente/rechazada) notificado o recibido vía WS6.</w:t>
-            </w:r>
-          </w:p>
-        </w:tc>
-      </w:tr>
-      <w:tr>
-        <w:tc>
-          <w:tcPr>
-            <w:tcW w:type="dxa" w:w="2600"/>
-            <w:tcMar>
-              <w:top w:type="dxa" w:w="80"/>
-              <w:left w:type="dxa" w:w="100"/>
-              <w:bottom w:type="dxa" w:w="80"/>
-              <w:right w:type="dxa" w:w="100"/>
-            </w:tcMar>
-          </w:tcPr>
-          <w:p>
-            <w:r>
-              <w:rPr>
-                <w:b w:val="false"/>
-                <w:bCs w:val="false"/>
-              </w:rPr>
-              <w:t xml:space="preserve">BIT_CUENTA_IND</w:t>
-            </w:r>
-          </w:p>
-        </w:tc>
-        <w:tc>
-          <w:tcPr>
-            <w:tcW w:type="dxa" w:w="6760"/>
-            <w:tcMar>
-              <w:top w:type="dxa" w:w="80"/>
-              <w:left w:type="dxa" w:w="100"/>
-              <w:bottom w:type="dxa" w:w="80"/>
-              <w:right w:type="dxa" w:w="100"/>
-            </w:tcMar>
-          </w:tcPr>
-          <w:p>
-            <w:r>
-              <w:rPr>
-                <w:b w:val="false"/>
-                <w:bCs w:val="false"/>
-              </w:rPr>
-              <w:t xml:space="preserve">Bitácora de movimientos y marcado de periodos sobre la cuenta individual del derechohabiente.</w:t>
-            </w:r>
-          </w:p>
-        </w:tc>
-      </w:tr>
-      <w:tr>
-        <w:tc>
-          <w:tcPr>
-            <w:tcW w:type="dxa" w:w="2600"/>
-            <w:tcMar>
-              <w:top w:type="dxa" w:w="80"/>
-              <w:left w:type="dxa" w:w="100"/>
-              <w:bottom w:type="dxa" w:w="80"/>
-              <w:right w:type="dxa" w:w="100"/>
-            </w:tcMar>
-          </w:tcPr>
-          <w:p>
-            <w:r>
-              <w:rPr>
-                <w:b w:val="false"/>
-                <w:bCs w:val="false"/>
-              </w:rPr>
-              <w:t xml:space="preserve">CEI_REPDINPORT</w:t>
-            </w:r>
-          </w:p>
-        </w:tc>
-        <w:tc>
-          <w:tcPr>
-            <w:tcW w:type="dxa" w:w="6760"/>
-            <w:tcMar>
-              <w:top w:type="dxa" w:w="80"/>
-              <w:left w:type="dxa" w:w="100"/>
-              <w:bottom w:type="dxa" w:w="80"/>
-              <w:right w:type="dxa" w:w="100"/>
-            </w:tcMar>
-          </w:tcPr>
-          <w:p>
-            <w:r>
-              <w:rPr>
-                <w:b w:val="false"/>
-                <w:bCs w:val="false"/>
-              </w:rPr>
-              <w:t xml:space="preserve">Almacenamiento temporal (encriptado) del certificado, llave y contraseña usados para firmar una solicitud.</w:t>
+              <w:t xml:space="preserve">Bitácora del aviso de estatus final recibido de IMSS en el proceso entrante. PK: folio_consulta.</w:t>
+            </w:r>
+          </w:p>
+        </w:tc>
+      </w:tr>
+      <w:tr>
+        <w:tc>
+          <w:tcPr>
+            <w:tcW w:type="dxa" w:w="2600"/>
+            <w:tcMar>
+              <w:top w:type="dxa" w:w="80"/>
+              <w:left w:type="dxa" w:w="100"/>
+              <w:bottom w:type="dxa" w:w="80"/>
+              <w:right w:type="dxa" w:w="100"/>
+            </w:tcMar>
+          </w:tcPr>
+          <w:p>
+            <w:r>
+              <w:rPr>
+                <w:b w:val="false"/>
+                <w:bCs w:val="false"/>
+              </w:rPr>
+              <w:t xml:space="preserve">CEI_TD_WSPENSIONES_DICTAMEN</w:t>
+            </w:r>
+          </w:p>
+        </w:tc>
+        <w:tc>
+          <w:tcPr>
+            <w:tcW w:type="dxa" w:w="6760"/>
+            <w:tcMar>
+              <w:top w:type="dxa" w:w="80"/>
+              <w:left w:type="dxa" w:w="100"/>
+              <w:bottom w:type="dxa" w:w="80"/>
+              <w:right w:type="dxa" w:w="100"/>
+            </w:tcMar>
+          </w:tcPr>
+          <w:p>
+            <w:r>
+              <w:rPr>
+                <w:b w:val="false"/>
+                <w:bCs w:val="false"/>
+              </w:rPr>
+              <w:t xml:space="preserve">Resultado del dictamen de beneficio pensionario. Sin llave primaria declarada en el script revisado.</w:t>
+            </w:r>
+          </w:p>
+        </w:tc>
+      </w:tr>
+      <w:tr>
+        <w:tc>
+          <w:tcPr>
+            <w:tcW w:type="dxa" w:w="2600"/>
+            <w:tcMar>
+              <w:top w:type="dxa" w:w="80"/>
+              <w:left w:type="dxa" w:w="100"/>
+              <w:bottom w:type="dxa" w:w="80"/>
+              <w:right w:type="dxa" w:w="100"/>
+            </w:tcMar>
+          </w:tcPr>
+          <w:p>
+            <w:r>
+              <w:rPr>
+                <w:b w:val="false"/>
+                <w:bCs w:val="false"/>
+              </w:rPr>
+              <w:t xml:space="preserve">CEI_TD_WSRENAPO</w:t>
+            </w:r>
+          </w:p>
+        </w:tc>
+        <w:tc>
+          <w:tcPr>
+            <w:tcW w:type="dxa" w:w="6760"/>
+            <w:tcMar>
+              <w:top w:type="dxa" w:w="80"/>
+              <w:left w:type="dxa" w:w="100"/>
+              <w:bottom w:type="dxa" w:w="80"/>
+              <w:right w:type="dxa" w:w="100"/>
+            </w:tcMar>
+          </w:tcPr>
+          <w:p>
+            <w:r>
+              <w:rPr>
+                <w:b w:val="false"/>
+                <w:bCs w:val="false"/>
+              </w:rPr>
+              <w:t xml:space="preserve">Resultado de la consulta de CURP ante RENAPO (estatus de CURP, nivel de confiabilidad). PK/FK: folio_solicitud → CEI_TD_SOLICITUD.</w:t>
+            </w:r>
+          </w:p>
+        </w:tc>
+      </w:tr>
+      <w:tr>
+        <w:tc>
+          <w:tcPr>
+            <w:tcW w:type="dxa" w:w="2600"/>
+            <w:tcMar>
+              <w:top w:type="dxa" w:w="80"/>
+              <w:left w:type="dxa" w:w="100"/>
+              <w:bottom w:type="dxa" w:w="80"/>
+              <w:right w:type="dxa" w:w="100"/>
+            </w:tcMar>
+          </w:tcPr>
+          <w:p>
+            <w:r>
+              <w:rPr>
+                <w:b w:val="false"/>
+                <w:bCs w:val="false"/>
+              </w:rPr>
+              <w:t xml:space="preserve">CEI_BIT_SALDOS_PRE</w:t>
+            </w:r>
+          </w:p>
+        </w:tc>
+        <w:tc>
+          <w:tcPr>
+            <w:tcW w:type="dxa" w:w="6760"/>
+            <w:tcMar>
+              <w:top w:type="dxa" w:w="80"/>
+              <w:left w:type="dxa" w:w="100"/>
+              <w:bottom w:type="dxa" w:w="80"/>
+              <w:right w:type="dxa" w:w="100"/>
+            </w:tcMar>
+          </w:tcPr>
+          <w:p>
+            <w:r>
+              <w:rPr>
+                <w:b w:val="false"/>
+                <w:bCs w:val="false"/>
+              </w:rPr>
+              <w:t xml:space="preserve">Bitácora de consulta de saldos preliminares ante ProceSAR (saldos por subcuenta: SAR92, Retiro97, Vivienda92/97, aportaciones voluntarias, entre otros).</w:t>
             </w:r>
           </w:p>
         </w:tc>
@@ -1077,7 +1581,7 @@
         <w:spacing w:after="60"/>
       </w:pPr>
       <w:r>
-        <w:t xml:space="preserve">Un DIRECTO (derechohabiente) puede tener muchas CEI_SOLICITUD a lo largo del tiempo.</w:t>
+        <w:t xml:space="preserve">CEI_SOLICITUD es la entidad raíz de cada trámite (PK: folio_solicitud); de ella dependen 1:1 CEI_SOLICITUD_FIRMA, CEI_REPDINPORT y CEI_TD_SOLICITUD.</w:t>
       </w:r>
     </w:p>
     <w:p>
@@ -1090,7 +1594,7 @@
         <w:spacing w:after="60"/>
       </w:pPr>
       <w:r>
-        <w:t xml:space="preserve">Cada CEI_SOLICITUD tiene un historial de estatus en CEI_TD_SOLICITUD y, cuando aplica, un motivo tomado de CEI_CAT_MOTIVORECHAZO.</w:t>
+        <w:t xml:space="preserve">CEI_SOLICITUD referencia por llave foránea a CEI_CAT_APLICACION (canal de origen) y a CEI_CAT_MOTIVORECHAZO (motivo de rechazo, cuando aplica).</w:t>
       </w:r>
     </w:p>
     <w:p>
@@ -1103,7 +1607,7 @@
         <w:spacing w:after="60"/>
       </w:pPr>
       <w:r>
-        <w:t xml:space="preserve">Cada CEI_SOLICITUD se relaciona 1:1 con el detalle de la Consulta Básica (CEI_TD_WS1_BASICA) y la Consulta Robusta (CEI_TD_WS3_ROBUSTA), esta última con 1:N periodos (CEI_TD_WS3_ROBUSTA_PERIODOS).</w:t>
+        <w:t xml:space="preserve">A partir de CEI_TD_SOLICITUD cuelgan, 1:1 por folio_solicitud, las tablas de detalle del proceso saliente: CEI_TD_WS1_BASICA, CEI_TD_WS2_PROCESARALTA, CEI_TD_WS3_ROBUSTA, CEI_TD_WS4_PROCESAREXITO, CEI_TD_WS5_PROCESARRECHAZO, CEI_TD_WS6_PROCEDENCIA y CEI_TD_WSRENAPO.</w:t>
       </w:r>
     </w:p>
     <w:p>
@@ -1116,7 +1620,7 @@
         <w:spacing w:after="60"/>
       </w:pPr>
       <w:r>
-        <w:t xml:space="preserve">Cada CEI_SOLICITUD puede generar 0 o 1 registro de rechazo de ProceSAR (CEI_TD_WS5_PROCESARRECHAZO) y exactamente 1 registro de conclusión (CEI_TD_WS6_PROCEDENCIA_OTRA).</w:t>
+        <w:t xml:space="preserve">CEI_TD_WS3_ROBUSTA se relaciona 1:N con CEI_TD_WS3_ROBUSTA_PERIODOS (periodos IMSS), que a su vez se relaciona con CEI_TD_WS3_ROBUSTA_PERIODOS_ISSSTE (periodos ISSSTE).</w:t>
       </w:r>
     </w:p>
     <w:p>
@@ -1129,7 +1633,20 @@
         <w:spacing w:after="60"/>
       </w:pPr>
       <w:r>
-        <w:t xml:space="preserve">Cada marcado de periodos sobre la cuenta individual del derechohabiente se registra en BIT_CUENTA_IND.</w:t>
+        <w:t xml:space="preserve">Las tablas terminadas en "_OTRA" (CEI_TD_WS1_BASICA_OTRA, CEI_TD_WS3_ROBUSTA_OTRA, CEI_TD_WS6_PROCEDENCIA_OTRA) son la bitácora del proceso entrante (peticiones recibidas de IMSS); tienen su propia llave primaria (folio_consulta) y no declaran llave foránea hacia CEI_TD_SOLICITUD en el script revisado.</w:t>
+      </w:r>
+    </w:p>
+    <w:p>
+      <w:pPr>
+        <w:pStyle w:val="ListParagraph"/>
+        <w:numPr>
+          <w:ilvl w:val="0"/>
+          <w:numId w:val="1"/>
+        </w:numPr>
+        <w:spacing w:after="60"/>
+      </w:pPr>
+      <w:r>
+        <w:t xml:space="preserve">CEI_CAT_ESTATUS y CEI_CAT_MOTIVORECHAZO están particionados por CEI_CAT_TIPOSOLICITUD (1 = saliente, 2 = entrante), lo que confirma a nivel de base de datos la separación de catálogos que se documenta en FJL-F02 y FJL-F10.</w:t>
       </w:r>
     </w:p>
     <w:p>
@@ -1241,7 +1758,7 @@
                 <w:b w:val="false"/>
                 <w:bCs w:val="false"/>
               </w:rPr>
-              <w:t xml:space="preserve">Identificador único de una solicitud de portabilidad, generado al momento del registro.</w:t>
+              <w:t xml:space="preserve">Identificador único de una solicitud de portabilidad (folio_solicitud), generado al momento del registro.</w:t>
             </w:r>
           </w:p>
         </w:tc>
@@ -1325,7 +1842,7 @@
                 <w:b w:val="false"/>
                 <w:bCs w:val="false"/>
               </w:rPr>
-              <w:t xml:space="preserve">Clasificación del derechohabiente (Ordinario, Décimo Transitorio, Inactivo) que condiciona las reglas de elegibilidad aplicables.</w:t>
+              <w:t xml:space="preserve">Clasificación del derechohabiente que condiciona las reglas de elegibilidad aplicables.</w:t>
             </w:r>
           </w:p>
         </w:tc>
@@ -1368,48 +1885,6 @@
                 <w:bCs w:val="false"/>
               </w:rPr>
               <w:t xml:space="preserve">Resolución sobre el derecho a pensión, combinando tiempo cotizado en ambos institutos y edad del derechohabiente.</w:t>
-            </w:r>
-          </w:p>
-        </w:tc>
-      </w:tr>
-      <w:tr>
-        <w:tc>
-          <w:tcPr>
-            <w:tcW w:type="dxa" w:w="2600"/>
-            <w:tcMar>
-              <w:top w:type="dxa" w:w="80"/>
-              <w:left w:type="dxa" w:w="100"/>
-              <w:bottom w:type="dxa" w:w="80"/>
-              <w:right w:type="dxa" w:w="100"/>
-            </w:tcMar>
-          </w:tcPr>
-          <w:p>
-            <w:r>
-              <w:rPr>
-                <w:b w:val="false"/>
-                <w:bCs w:val="false"/>
-              </w:rPr>
-              <w:t xml:space="preserve">Marca / impedimento</w:t>
-            </w:r>
-          </w:p>
-        </w:tc>
-        <w:tc>
-          <w:tcPr>
-            <w:tcW w:type="dxa" w:w="6760"/>
-            <w:tcMar>
-              <w:top w:type="dxa" w:w="80"/>
-              <w:left w:type="dxa" w:w="100"/>
-              <w:bottom w:type="dxa" w:w="80"/>
-              <w:right w:type="dxa" w:w="100"/>
-            </w:tcMar>
-          </w:tcPr>
-          <w:p>
-            <w:r>
-              <w:rPr>
-                <w:b w:val="false"/>
-                <w:bCs w:val="false"/>
-              </w:rPr>
-              <w:t xml:space="preserve">Estado registrado en la cuenta individual que condiciona o impide continuar un trámite.</w:t>
             </w:r>
           </w:p>
         </w:tc>
@@ -1421,7 +1896,7 @@
         <w:spacing w:after="160" w:before="320"/>
       </w:pPr>
       <w:r>
-        <w:t xml:space="preserve">6. Supuestos</w:t>
+        <w:t xml:space="preserve">6. Observaciones del esquema</w:t>
       </w:r>
     </w:p>
     <w:p>
@@ -1438,7 +1913,7 @@
         <w:t xml:space="preserve">Supuesto: </w:t>
       </w:r>
       <w:r>
-        <w:t xml:space="preserve">Los nombres de tablas y campos se identificaron a partir del análisis del código fuente 4GL; se recomienda validarlos contra el diccionario de datos oficial de la BDUD antes de utilizarlos como base de un diseño físico definitivo.</w:t>
+        <w:t xml:space="preserve">Las tablas CEI_TD_WS3_ROBUSTA, CEI_TD_WS3_ROBUSTA_PERIODOS_ISSSTE y CEI_TD_WSPENSIONES_DICTAMEN no declaran una llave primaria en el script revisado, aunque sí incluyen folio_solicitud; se recomienda confirmar con el equipo de base de datos si esto es intencional o pendiente de definir.</w:t>
       </w:r>
     </w:p>
     <w:sectPr>
